--- a/choms-suite/docs/report/CHOMS_Final_Report.docx
+++ b/choms-suite/docs/report/CHOMS_Final_Report.docx
@@ -605,7 +605,7 @@
           <w:b/>
           <w:sz w:val="22"/>
         </w:rPr>
-        <w:t>Application links (the local server must be running)</w:t>
+        <w:t>Application links</w:t>
       </w:r>
     </w:p>
     <w:tbl>
